--- a/docs/Clove_ERP_What_Has_Been_Built.docx
+++ b/docs/Clove_ERP_What_Has_Been_Built.docx
@@ -852,7 +852,7 @@
           <w:p>
             <w:r/>
             <w:r>
-              <w:t>2559</w:t>
+              <w:t>2558</w:t>
             </w:r>
           </w:p>
         </w:tc>

--- a/docs/Clove_ERP_What_Has_Been_Built.docx
+++ b/docs/Clove_ERP_What_Has_Been_Built.docx
@@ -36,7 +36,7 @@
     </w:p>
     <w:p>
       <w:r>
-        <w:t>Clove ERP is a tenant-neutral, multi-entity ERP platform whose behaviour is configured rather than coded. The product is a PostgreSQL schema of 269 migrations and 177495 lines of SQL, exposing 543 public functions — the doors — to an application, a device client, a dispatch worker and a platform console. Every rule the specification states in prose is a function that fails the build; every capability Part 5 names is a row in a register that says what delivers it; every decision the design took is bound to the check that enforces it; every door either has a screen or a row saying who calls it instead.</w:t>
+        <w:t>Clove ERP is a tenant-neutral, multi-entity ERP platform whose behaviour is configured rather than coded. The product is a PostgreSQL schema of 277 migrations and 183285 lines of SQL, exposing 553 public functions — the doors — to an application, a device client, a dispatch worker and a platform console. Every rule the specification states in prose is a function that fails the build; every capability Part 5 names is a row in a register that says what delivers it; every decision the design took is bound to the check that enforces it; every door either has a screen or a row saying who calls it instead.</w:t>
       </w:r>
     </w:p>
     <w:p>
@@ -133,7 +133,7 @@
           <w:p>
             <w:r/>
             <w:r>
-              <w:t>269</w:t>
+              <w:t>277</w:t>
             </w:r>
           </w:p>
         </w:tc>
@@ -175,7 +175,7 @@
           <w:p>
             <w:r/>
             <w:r>
-              <w:t>238</w:t>
+              <w:t>239</w:t>
             </w:r>
           </w:p>
         </w:tc>
@@ -220,7 +220,7 @@
           <w:p>
             <w:r/>
             <w:r>
-              <w:t>69</w:t>
+              <w:t>72</w:t>
             </w:r>
           </w:p>
         </w:tc>
@@ -265,7 +265,7 @@
           <w:p>
             <w:r/>
             <w:r>
-              <w:t>63</w:t>
+              <w:t>64</w:t>
             </w:r>
           </w:p>
         </w:tc>
@@ -310,7 +310,7 @@
           <w:p>
             <w:r/>
             <w:r>
-              <w:t>543</w:t>
+              <w:t>553</w:t>
             </w:r>
           </w:p>
         </w:tc>
@@ -331,7 +331,7 @@
               <w:t>public</w:t>
             </w:r>
             <w:r>
-              <w:t>; 392 may write, each with a registered gate</w:t>
+              <w:t>; 398 may write, each with a registered gate</w:t>
             </w:r>
           </w:p>
         </w:tc>
@@ -439,7 +439,7 @@
           <w:p>
             <w:r/>
             <w:r>
-              <w:t>104</w:t>
+              <w:t>112</w:t>
             </w:r>
           </w:p>
         </w:tc>
@@ -481,7 +481,7 @@
           <w:p>
             <w:r/>
             <w:r>
-              <w:t>180</w:t>
+              <w:t>188</w:t>
             </w:r>
           </w:p>
         </w:tc>
@@ -575,7 +575,7 @@
           <w:p>
             <w:r/>
             <w:r>
-              <w:t>345</w:t>
+              <w:t>349</w:t>
             </w:r>
           </w:p>
         </w:tc>
@@ -610,7 +610,7 @@
           <w:p>
             <w:r/>
             <w:r>
-              <w:t>770</w:t>
+              <w:t>774</w:t>
             </w:r>
           </w:p>
         </w:tc>
@@ -758,7 +758,7 @@
           <w:p>
             <w:r/>
             <w:r>
-              <w:t>D1–D41, bound by 78 checks</w:t>
+              <w:t>D1–D41, bound by 79 checks</w:t>
             </w:r>
           </w:p>
         </w:tc>
@@ -852,7 +852,7 @@
           <w:p>
             <w:r/>
             <w:r>
-              <w:t>2558</w:t>
+              <w:t>2600</w:t>
             </w:r>
           </w:p>
         </w:tc>
@@ -887,7 +887,7 @@
           <w:p>
             <w:r/>
             <w:r>
-              <w:t>558</w:t>
+              <w:t>561</w:t>
             </w:r>
           </w:p>
         </w:tc>
@@ -1182,7 +1182,7 @@
         <w:t>--single-transaction</w:t>
       </w:r>
       <w:r>
-        <w:t>, one organisation seeded with a year of trading. Then 180 catalogue checks, three rehearsals against a stub endpoint, the two-direction door check, the screen-string check, and this document rebuilt and compared.</w:t>
+        <w:t>, one organisation seeded with a year of trading. Then 188 catalogue checks, three rehearsals against a stub endpoint, the two-direction door check, the screen-string check, and this document rebuilt and compared.</w:t>
       </w:r>
     </w:p>
     <w:p>
@@ -1234,7 +1234,7 @@
         <w:pStyle w:val="ListBullet"/>
       </w:pPr>
       <w:r>
-        <w:t>German beyond the core pack of 558 strings is served from English and reported as such.</w:t>
+        <w:t>German beyond the core pack of 561 strings is served from English and reported as such.</w:t>
       </w:r>
     </w:p>
     <w:p>

--- a/docs/Clove_ERP_What_Has_Been_Built.docx
+++ b/docs/Clove_ERP_What_Has_Been_Built.docx
@@ -36,7 +36,7 @@
     </w:p>
     <w:p>
       <w:r>
-        <w:t>Clove ERP is a tenant-neutral, multi-entity ERP platform whose behaviour is configured rather than coded. The product is a PostgreSQL schema of 277 migrations and 183285 lines of SQL, exposing 553 public functions — the doors — to an application, a device client, a dispatch worker and a platform console. Every rule the specification states in prose is a function that fails the build; every capability Part 5 names is a row in a register that says what delivers it; every decision the design took is bound to the check that enforces it; every door either has a screen or a row saying who calls it instead.</w:t>
+        <w:t>Clove ERP is a tenant-neutral, multi-entity ERP platform whose behaviour is configured rather than coded. The product is a PostgreSQL schema of 278 migrations and 183499 lines of SQL, exposing 553 public functions — the doors — to an application, a device client, a dispatch worker and a platform console. Every rule the specification states in prose is a function that fails the build; every capability Part 5 names is a row in a register that says what delivers it; every decision the design took is bound to the check that enforces it; every door either has a screen or a row saying who calls it instead.</w:t>
       </w:r>
     </w:p>
     <w:p>
@@ -133,7 +133,7 @@
           <w:p>
             <w:r/>
             <w:r>
-              <w:t>277</w:t>
+              <w:t>278</w:t>
             </w:r>
           </w:p>
         </w:tc>
@@ -397,7 +397,7 @@
           <w:p>
             <w:r/>
             <w:r>
-              <w:t>89</w:t>
+              <w:t>90</w:t>
             </w:r>
           </w:p>
         </w:tc>
@@ -439,7 +439,7 @@
           <w:p>
             <w:r/>
             <w:r>
-              <w:t>112</w:t>
+              <w:t>113</w:t>
             </w:r>
           </w:p>
         </w:tc>
@@ -481,7 +481,7 @@
           <w:p>
             <w:r/>
             <w:r>
-              <w:t>188</w:t>
+              <w:t>189</w:t>
             </w:r>
           </w:p>
         </w:tc>
@@ -1182,7 +1182,7 @@
         <w:t>--single-transaction</w:t>
       </w:r>
       <w:r>
-        <w:t>, one organisation seeded with a year of trading. Then 188 catalogue checks, three rehearsals against a stub endpoint, the two-direction door check, the screen-string check, and this document rebuilt and compared.</w:t>
+        <w:t>, one organisation seeded with a year of trading. Then 189 catalogue checks, three rehearsals against a stub endpoint, the two-direction door check, the screen-string check, and this document rebuilt and compared.</w:t>
       </w:r>
     </w:p>
     <w:p>
